--- a/templates_BG_V1.1/Thong_bao_van_tai.docx
+++ b/templates_BG_V1.1/Thong_bao_van_tai.docx
@@ -1114,7 +1114,7 @@
                 <w:sz w:val="26"/>
                 <w:szCs w:val="26"/>
               </w:rPr>
-              <w:t>KT. GIÁM ĐỐC</w:t>
+              <w:t>{tham_quyen_ky}</w:t>
             </w:r>
           </w:p>
           <w:p>
@@ -1133,7 +1133,7 @@
                 <w:sz w:val="26"/>
                 <w:szCs w:val="26"/>
               </w:rPr>
-              <w:t>PHÓ GIÁM ĐỐC</w:t>
+              <w:t>{chuc_vu_ky}</w:t>
             </w:r>
           </w:p>
           <w:p>
@@ -1184,7 +1184,7 @@
               <w:rPr>
                 <w:b/>
               </w:rPr>
-              <w:t>Nguyễn Quốc Ân</w:t>
+              <w:t>{nguoi_ky}</w:t>
             </w:r>
           </w:p>
         </w:tc>
